--- a/zhs/docx/041.content.docx
+++ b/zhs/docx/041.content.docx
@@ -218,18 +218,12 @@
         </w:rPr>
         <w:t>这个词表示善良、恩慈或</w:t>
       </w:r>
-      <w:hyperlink r:id="rId13">
-        <w:r>
-          <w:rPr>
-            <w:lang w:val="zh_CN" w:bidi="zh_CN"/>
-          </w:rPr>
-          <w:rPr>
-            <w:color w:val="0000EE"/>
-            <w:u w:val="single"/>
-          </w:rPr>
-          <w:t>怜悯</w:t>
-        </w:r>
-      </w:hyperlink>
+      <w:r>
+        <w:rPr>
+          <w:lang w:val="zh_CN" w:bidi="zh_CN"/>
+        </w:rPr>
+        <w:t>怜悯</w:t>
+      </w:r>
       <w:r>
         <w:rPr>
           <w:lang w:val="zh_CN" w:bidi="zh_CN"/>
@@ -304,18 +298,12 @@
         </w:rPr>
         <w:t>人们可以求神怜悯他们。 这表示他们请求神怜悯他们，帮助他们，或</w:t>
       </w:r>
-      <w:hyperlink r:id="rId14">
-        <w:r>
-          <w:rPr>
-            <w:lang w:val="zh_CN" w:bidi="zh_CN"/>
-          </w:rPr>
-          <w:rPr>
-            <w:color w:val="0000EE"/>
-            <w:u w:val="single"/>
-          </w:rPr>
-          <w:t>饶恕</w:t>
-        </w:r>
-      </w:hyperlink>
+      <w:r>
+        <w:rPr>
+          <w:lang w:val="zh_CN" w:bidi="zh_CN"/>
+        </w:rPr>
+        <w:t>饶恕</w:t>
+      </w:r>
       <w:r>
         <w:rPr>
           <w:lang w:val="zh_CN" w:bidi="zh_CN"/>
@@ -361,25 +349,7 @@
         <w:rPr>
           <w:lang w:val="zh_CN" w:bidi="zh_CN"/>
         </w:rPr>
-        <w:t>怜悯的意思可以与</w:t>
-      </w:r>
-      <w:hyperlink r:id="rId15">
-        <w:r>
-          <w:rPr>
-            <w:lang w:val="zh_CN" w:bidi="zh_CN"/>
-          </w:rPr>
-          <w:rPr>
-            <w:color w:val="0000EE"/>
-            <w:u w:val="single"/>
-          </w:rPr>
-          <w:t>恩典</w:t>
-        </w:r>
-      </w:hyperlink>
-      <w:r>
-        <w:rPr>
-          <w:lang w:val="zh_CN" w:bidi="zh_CN"/>
-        </w:rPr>
-        <w:t>这个词的意思相似。 恩典意味着我们接受一些我们不配得到的东西。 恩典和怜悯是相伴而行的。 因为神的</w:t>
+        <w:t>怜悯的意思可以与恩典这个词的意思相似。 恩典意味着我们接受一些我们不配得到的东西。 恩典和怜悯是相伴而行的。 因为神的</w:t>
       </w:r>
       <w:r>
         <w:rPr>
@@ -421,18 +391,12 @@
         </w:rPr>
         <w:t>当神饶恕人们的</w:t>
       </w:r>
-      <w:hyperlink r:id="rId16">
-        <w:r>
-          <w:rPr>
-            <w:lang w:val="zh_CN" w:bidi="zh_CN"/>
-          </w:rPr>
-          <w:rPr>
-            <w:color w:val="0000EE"/>
-            <w:u w:val="single"/>
-          </w:rPr>
-          <w:t>罪</w:t>
-        </w:r>
-      </w:hyperlink>
+      <w:r>
+        <w:rPr>
+          <w:lang w:val="zh_CN" w:bidi="zh_CN"/>
+        </w:rPr>
+        <w:t>罪</w:t>
+      </w:r>
       <w:r>
         <w:rPr>
           <w:lang w:val="zh_CN" w:bidi="zh_CN"/>
@@ -521,7 +485,7 @@
           <w:lang w:val="zh_CN" w:bidi="zh_CN"/>
         </w:rPr>
       </w:r>
-      <w:hyperlink r:id="rId17">
+      <w:hyperlink r:id="rId13">
         <w:r>
           <w:rPr>
             <w:lang w:val="zh_CN" w:bidi="zh_CN"/>
@@ -653,7 +617,7 @@
           <w:lang w:val="zh_CN" w:bidi="zh_CN"/>
         </w:rPr>
       </w:r>
-      <w:hyperlink r:id="rId17">
+      <w:hyperlink r:id="rId13">
         <w:r>
           <w:rPr>
             <w:lang w:val="zh_CN" w:bidi="zh_CN"/>

--- a/zhs/docx/041.content.docx
+++ b/zhs/docx/041.content.docx
@@ -459,23 +459,12 @@
         <w:rPr>
           <w:lang w:val="zh_CN" w:bidi="zh_CN"/>
         </w:rPr>
-        <w:t>怜悯</w:t>
-      </w:r>
-      <w:r>
-        <w:rPr>
-          <w:lang w:val="zh_CN" w:bidi="zh_CN"/>
-        </w:rPr>
-      </w:r>
-    </w:p>
-    <w:p>
-      <w:pPr>
-        <w:pStyle w:val="Heading4"/>
-      </w:pPr>
-      <w:r>
-        <w:rPr>
-          <w:lang w:val="zh_CN" w:bidi="zh_CN"/>
-        </w:rPr>
-        <w:t>Audio Content</w:t>
+        <w:t>怜悯、怜恤</w:t>
+      </w:r>
+      <w:r>
+        <w:rPr>
+          <w:lang w:val="zh_CN" w:bidi="zh_CN"/>
+        </w:rPr>
       </w:r>
     </w:p>
     <w:p>
@@ -485,66 +474,6 @@
           <w:lang w:val="zh_CN" w:bidi="zh_CN"/>
         </w:rPr>
       </w:r>
-      <w:hyperlink r:id="rId13">
-        <w:r>
-          <w:rPr>
-            <w:lang w:val="zh_CN" w:bidi="zh_CN"/>
-          </w:rPr>
-          <w:rPr>
-            <w:color w:val="0000EE"/>
-            <w:u w:val="single"/>
-          </w:rPr>
-          <w:t>mp3 file</w:t>
-        </w:r>
-      </w:hyperlink>
-      <w:r>
-        <w:rPr>
-          <w:lang w:val="zh_CN" w:bidi="zh_CN"/>
-        </w:rPr>
-        <w:t xml:space="preserve"> (None KB)</w:t>
-      </w:r>
-      <w:r>
-        <w:rPr>
-          <w:lang w:val="zh_CN" w:bidi="zh_CN"/>
-        </w:rPr>
-      </w:r>
-      <w:r>
-        <w:rPr>
-          <w:lang w:val="zh_CN" w:bidi="zh_CN"/>
-        </w:rPr>
-      </w:r>
-    </w:p>
-    <w:p>
-      <w:pPr/>
-      <w:r>
-        <w:rPr>
-          <w:lang w:val="zh_CN" w:bidi="zh_CN"/>
-        </w:rPr>
-      </w:r>
-    </w:p>
-    <w:p>
-      <w:pPr>
-        <w:pStyle w:val="Heading2"/>
-      </w:pPr>
-      <w:r>
-        <w:rPr>
-          <w:lang w:val="zh_CN" w:bidi="zh_CN"/>
-        </w:rPr>
-        <w:t>怜悯、怜恤</w:t>
-      </w:r>
-      <w:r>
-        <w:rPr>
-          <w:lang w:val="zh_CN" w:bidi="zh_CN"/>
-        </w:rPr>
-      </w:r>
-    </w:p>
-    <w:p>
-      <w:pPr/>
-      <w:r>
-        <w:rPr>
-          <w:lang w:val="zh_CN" w:bidi="zh_CN"/>
-        </w:rPr>
-      </w:r>
       <w:r>
         <w:rPr>
           <w:lang w:val="zh_CN" w:bidi="zh_CN"/>
@@ -563,77 +492,6 @@
           <w:lang w:val="zh_CN" w:bidi="zh_CN"/>
         </w:rPr>
         <w:t>时，他们对那人怀有深深的感情或爱。</w:t>
-      </w:r>
-      <w:r>
-        <w:rPr>
-          <w:lang w:val="zh_CN" w:bidi="zh_CN"/>
-        </w:rPr>
-      </w:r>
-      <w:r>
-        <w:rPr>
-          <w:lang w:val="zh_CN" w:bidi="zh_CN"/>
-        </w:rPr>
-      </w:r>
-    </w:p>
-    <w:p>
-      <w:pPr/>
-      <w:r>
-        <w:rPr>
-          <w:lang w:val="zh_CN" w:bidi="zh_CN"/>
-        </w:rPr>
-      </w:r>
-    </w:p>
-    <w:p>
-      <w:pPr>
-        <w:pStyle w:val="Heading2"/>
-      </w:pPr>
-      <w:r>
-        <w:rPr>
-          <w:lang w:val="zh_CN" w:bidi="zh_CN"/>
-        </w:rPr>
-        <w:t>怜悯、怜恤</w:t>
-      </w:r>
-      <w:r>
-        <w:rPr>
-          <w:lang w:val="zh_CN" w:bidi="zh_CN"/>
-        </w:rPr>
-      </w:r>
-    </w:p>
-    <w:p>
-      <w:pPr>
-        <w:pStyle w:val="Heading4"/>
-      </w:pPr>
-      <w:r>
-        <w:rPr>
-          <w:lang w:val="zh_CN" w:bidi="zh_CN"/>
-        </w:rPr>
-        <w:t>Audio Content</w:t>
-      </w:r>
-    </w:p>
-    <w:p>
-      <w:pPr/>
-      <w:r>
-        <w:rPr>
-          <w:lang w:val="zh_CN" w:bidi="zh_CN"/>
-        </w:rPr>
-      </w:r>
-      <w:hyperlink r:id="rId13">
-        <w:r>
-          <w:rPr>
-            <w:lang w:val="zh_CN" w:bidi="zh_CN"/>
-          </w:rPr>
-          <w:rPr>
-            <w:color w:val="0000EE"/>
-            <w:u w:val="single"/>
-          </w:rPr>
-          <w:t>mp3 file</w:t>
-        </w:r>
-      </w:hyperlink>
-      <w:r>
-        <w:rPr>
-          <w:lang w:val="zh_CN" w:bidi="zh_CN"/>
-        </w:rPr>
-        <w:t xml:space="preserve"> (None KB)</w:t>
       </w:r>
       <w:r>
         <w:rPr>

--- a/zhs/docx/041.content.docx
+++ b/zhs/docx/041.content.docx
@@ -218,12 +218,18 @@
         </w:rPr>
         <w:t>这个词表示善良、恩慈或</w:t>
       </w:r>
-      <w:r>
-        <w:rPr>
-          <w:lang w:val="zh_CN" w:bidi="zh_CN"/>
-        </w:rPr>
-        <w:t>怜悯</w:t>
-      </w:r>
+      <w:hyperlink r:id="rId13">
+        <w:r>
+          <w:rPr>
+            <w:lang w:val="zh_CN" w:bidi="zh_CN"/>
+          </w:rPr>
+          <w:rPr>
+            <w:color w:val="0000EE"/>
+            <w:u w:val="single"/>
+          </w:rPr>
+          <w:t>怜悯</w:t>
+        </w:r>
+      </w:hyperlink>
       <w:r>
         <w:rPr>
           <w:lang w:val="zh_CN" w:bidi="zh_CN"/>
@@ -298,12 +304,18 @@
         </w:rPr>
         <w:t>人们可以求神怜悯他们。 这表示他们请求神怜悯他们，帮助他们，或</w:t>
       </w:r>
-      <w:r>
-        <w:rPr>
-          <w:lang w:val="zh_CN" w:bidi="zh_CN"/>
-        </w:rPr>
-        <w:t>饶恕</w:t>
-      </w:r>
+      <w:hyperlink r:id="rId14">
+        <w:r>
+          <w:rPr>
+            <w:lang w:val="zh_CN" w:bidi="zh_CN"/>
+          </w:rPr>
+          <w:rPr>
+            <w:color w:val="0000EE"/>
+            <w:u w:val="single"/>
+          </w:rPr>
+          <w:t>饶恕</w:t>
+        </w:r>
+      </w:hyperlink>
       <w:r>
         <w:rPr>
           <w:lang w:val="zh_CN" w:bidi="zh_CN"/>
@@ -349,7 +361,25 @@
         <w:rPr>
           <w:lang w:val="zh_CN" w:bidi="zh_CN"/>
         </w:rPr>
-        <w:t>怜悯的意思可以与恩典这个词的意思相似。 恩典意味着我们接受一些我们不配得到的东西。 恩典和怜悯是相伴而行的。 因为神的</w:t>
+        <w:t>怜悯的意思可以与</w:t>
+      </w:r>
+      <w:hyperlink r:id="rId15">
+        <w:r>
+          <w:rPr>
+            <w:lang w:val="zh_CN" w:bidi="zh_CN"/>
+          </w:rPr>
+          <w:rPr>
+            <w:color w:val="0000EE"/>
+            <w:u w:val="single"/>
+          </w:rPr>
+          <w:t>恩典</w:t>
+        </w:r>
+      </w:hyperlink>
+      <w:r>
+        <w:rPr>
+          <w:lang w:val="zh_CN" w:bidi="zh_CN"/>
+        </w:rPr>
+        <w:t>这个词的意思相似。 恩典意味着我们接受一些我们不配得到的东西。 恩典和怜悯是相伴而行的。 因为神的</w:t>
       </w:r>
       <w:r>
         <w:rPr>
@@ -391,12 +421,18 @@
         </w:rPr>
         <w:t>当神饶恕人们的</w:t>
       </w:r>
-      <w:r>
-        <w:rPr>
-          <w:lang w:val="zh_CN" w:bidi="zh_CN"/>
-        </w:rPr>
-        <w:t>罪</w:t>
-      </w:r>
+      <w:hyperlink r:id="rId16">
+        <w:r>
+          <w:rPr>
+            <w:lang w:val="zh_CN" w:bidi="zh_CN"/>
+          </w:rPr>
+          <w:rPr>
+            <w:color w:val="0000EE"/>
+            <w:u w:val="single"/>
+          </w:rPr>
+          <w:t>罪</w:t>
+        </w:r>
+      </w:hyperlink>
       <w:r>
         <w:rPr>
           <w:lang w:val="zh_CN" w:bidi="zh_CN"/>
